--- a/templates:resume_template.docx
+++ b/templates:resume_template.docx
@@ -10,15 +10,81 @@
       </w:r>
       <w:r>
         <w:br/>
-        <w:t>{{email}}</w:t>
-      </w:r>
-      <w:r>
-        <w:br/>
-        <w:t>{{phone}}</w:t>
+        <w:t>{{email}} | {{phone}} | {{location}} | {{</w:t>
+      </w:r>
+      <w:proofErr w:type="spellStart"/>
+      <w:r>
+        <w:t>linkedin</w:t>
+      </w:r>
+      <w:proofErr w:type="spellEnd"/>
+      <w:r>
+        <w:t>}}</w:t>
+      </w:r>
+      <w:r>
+        <w:br/>
+      </w:r>
+      <w:r>
+        <w:br/>
+        <w:t>Professional Summary</w:t>
       </w:r>
       <w:r>
         <w:br/>
         <w:t>{{summary}}</w:t>
+      </w:r>
+      <w:r>
+        <w:br/>
+      </w:r>
+      <w:r>
+        <w:br/>
+        <w:t>Skills</w:t>
+      </w:r>
+      <w:r>
+        <w:br/>
+        <w:t>{{skills}}</w:t>
+      </w:r>
+      <w:r>
+        <w:br/>
+      </w:r>
+      <w:r>
+        <w:br/>
+        <w:t>Professional Experience</w:t>
+      </w:r>
+      <w:r>
+        <w:br/>
+        <w:t>{{experience}}</w:t>
+      </w:r>
+      <w:r>
+        <w:br/>
+      </w:r>
+      <w:r>
+        <w:br/>
+        <w:t>Education</w:t>
+      </w:r>
+      <w:r>
+        <w:br/>
+        <w:t>{{education}}</w:t>
+      </w:r>
+      <w:r>
+        <w:br/>
+      </w:r>
+      <w:r>
+        <w:br/>
+        <w:t>Certifications</w:t>
+      </w:r>
+      <w:r>
+        <w:br/>
+        <w:t>{{certifications}}</w:t>
+      </w:r>
+      <w:r>
+        <w:br/>
+      </w:r>
+      <w:r>
+        <w:br/>
+        <w:t>Projects</w:t>
+      </w:r>
+      <w:r>
+        <w:br/>
+        <w:t>{{projects}}</w:t>
       </w:r>
     </w:p>
     <w:sectPr>
@@ -153,7 +219,10 @@
       </w:drawing>
     </w:r>
     <w:r>
-      <w:t xml:space="preserve">                                                                                                Template for IDP</w:t>
+      <w:t xml:space="preserve">                                                                                                IDP</w:t>
+    </w:r>
+    <w:r>
+      <w:t xml:space="preserve"> Template #3</w:t>
     </w:r>
   </w:p>
   <w:p>
